--- a/clients/CCC/02_MSA/MSA-CCC.docx
+++ b/clients/CCC/02_MSA/MSA-CCC.docx
@@ -3605,8 +3605,14 @@
       <w:r>
         <w:rPr>
           <w:rFonts w:ascii="Open Sans" w:hAnsi="Open Sans"/>
-          <w:b w:val="0"/>
-          <w:i w:val="0"/>
+          <w:color w:val="FFFFFF"/>
+          <w:sz w:val="2"/>
+        </w:rPr>
+        <w:t>/tSign/</w:t>
+      </w:r>
+      <w:r>
+        <w:rPr>
+          <w:rFonts w:ascii="Open Sans" w:hAnsi="Open Sans"/>
           <w:color w:val="59595B"/>
           <w:sz w:val="20"/>
         </w:rPr>
@@ -3620,8 +3626,14 @@
       <w:r>
         <w:rPr>
           <w:rFonts w:ascii="Open Sans" w:hAnsi="Open Sans"/>
-          <w:b w:val="0"/>
-          <w:i w:val="0"/>
+          <w:color w:val="FFFFFF"/>
+          <w:sz w:val="2"/>
+        </w:rPr>
+        <w:t>/tName/</w:t>
+      </w:r>
+      <w:r>
+        <w:rPr>
+          <w:rFonts w:ascii="Open Sans" w:hAnsi="Open Sans"/>
           <w:color w:val="59595B"/>
           <w:sz w:val="20"/>
         </w:rPr>
@@ -3635,8 +3647,14 @@
       <w:r>
         <w:rPr>
           <w:rFonts w:ascii="Open Sans" w:hAnsi="Open Sans"/>
-          <w:b w:val="0"/>
-          <w:i w:val="0"/>
+          <w:color w:val="FFFFFF"/>
+          <w:sz w:val="2"/>
+        </w:rPr>
+        <w:t>/tTitle/</w:t>
+      </w:r>
+      <w:r>
+        <w:rPr>
+          <w:rFonts w:ascii="Open Sans" w:hAnsi="Open Sans"/>
           <w:color w:val="59595B"/>
           <w:sz w:val="20"/>
         </w:rPr>
@@ -3650,8 +3668,14 @@
       <w:r>
         <w:rPr>
           <w:rFonts w:ascii="Open Sans" w:hAnsi="Open Sans"/>
-          <w:b w:val="0"/>
-          <w:i w:val="0"/>
+          <w:color w:val="FFFFFF"/>
+          <w:sz w:val="2"/>
+        </w:rPr>
+        <w:t>/tDate/</w:t>
+      </w:r>
+      <w:r>
+        <w:rPr>
+          <w:rFonts w:ascii="Open Sans" w:hAnsi="Open Sans"/>
           <w:color w:val="59595B"/>
           <w:sz w:val="20"/>
         </w:rPr>
@@ -3682,8 +3706,14 @@
       <w:r>
         <w:rPr>
           <w:rFonts w:ascii="Open Sans" w:hAnsi="Open Sans"/>
-          <w:b w:val="0"/>
-          <w:i w:val="0"/>
+          <w:color w:val="FFFFFF"/>
+          <w:sz w:val="2"/>
+        </w:rPr>
+        <w:t>/cSign/</w:t>
+      </w:r>
+      <w:r>
+        <w:rPr>
+          <w:rFonts w:ascii="Open Sans" w:hAnsi="Open Sans"/>
           <w:color w:val="59595B"/>
           <w:sz w:val="20"/>
         </w:rPr>
@@ -3697,8 +3727,14 @@
       <w:r>
         <w:rPr>
           <w:rFonts w:ascii="Open Sans" w:hAnsi="Open Sans"/>
-          <w:b w:val="0"/>
-          <w:i w:val="0"/>
+          <w:color w:val="FFFFFF"/>
+          <w:sz w:val="2"/>
+        </w:rPr>
+        <w:t>/cName/</w:t>
+      </w:r>
+      <w:r>
+        <w:rPr>
+          <w:rFonts w:ascii="Open Sans" w:hAnsi="Open Sans"/>
           <w:color w:val="59595B"/>
           <w:sz w:val="20"/>
         </w:rPr>
@@ -3712,8 +3748,14 @@
       <w:r>
         <w:rPr>
           <w:rFonts w:ascii="Open Sans" w:hAnsi="Open Sans"/>
-          <w:b w:val="0"/>
-          <w:i w:val="0"/>
+          <w:color w:val="FFFFFF"/>
+          <w:sz w:val="2"/>
+        </w:rPr>
+        <w:t>/cTitle/</w:t>
+      </w:r>
+      <w:r>
+        <w:rPr>
+          <w:rFonts w:ascii="Open Sans" w:hAnsi="Open Sans"/>
           <w:color w:val="59595B"/>
           <w:sz w:val="20"/>
         </w:rPr>
@@ -3727,8 +3769,14 @@
       <w:r>
         <w:rPr>
           <w:rFonts w:ascii="Open Sans" w:hAnsi="Open Sans"/>
-          <w:b w:val="0"/>
-          <w:i w:val="0"/>
+          <w:color w:val="FFFFFF"/>
+          <w:sz w:val="2"/>
+        </w:rPr>
+        <w:t>/cDate/</w:t>
+      </w:r>
+      <w:r>
+        <w:rPr>
+          <w:rFonts w:ascii="Open Sans" w:hAnsi="Open Sans"/>
           <w:color w:val="59595B"/>
           <w:sz w:val="20"/>
         </w:rPr>
@@ -14164,8 +14212,14 @@
       <w:r>
         <w:rPr>
           <w:rFonts w:ascii="Open Sans" w:hAnsi="Open Sans"/>
-          <w:b w:val="0"/>
-          <w:i w:val="0"/>
+          <w:color w:val="FFFFFF"/>
+          <w:sz w:val="2"/>
+        </w:rPr>
+        <w:t>/tSign/</w:t>
+      </w:r>
+      <w:r>
+        <w:rPr>
+          <w:rFonts w:ascii="Open Sans" w:hAnsi="Open Sans"/>
           <w:color w:val="59595B"/>
           <w:sz w:val="20"/>
         </w:rPr>
@@ -14179,8 +14233,14 @@
       <w:r>
         <w:rPr>
           <w:rFonts w:ascii="Open Sans" w:hAnsi="Open Sans"/>
-          <w:b w:val="0"/>
-          <w:i w:val="0"/>
+          <w:color w:val="FFFFFF"/>
+          <w:sz w:val="2"/>
+        </w:rPr>
+        <w:t>/tName/</w:t>
+      </w:r>
+      <w:r>
+        <w:rPr>
+          <w:rFonts w:ascii="Open Sans" w:hAnsi="Open Sans"/>
           <w:color w:val="59595B"/>
           <w:sz w:val="20"/>
         </w:rPr>
@@ -14194,8 +14254,14 @@
       <w:r>
         <w:rPr>
           <w:rFonts w:ascii="Open Sans" w:hAnsi="Open Sans"/>
-          <w:b w:val="0"/>
-          <w:i w:val="0"/>
+          <w:color w:val="FFFFFF"/>
+          <w:sz w:val="2"/>
+        </w:rPr>
+        <w:t>/tTitle/</w:t>
+      </w:r>
+      <w:r>
+        <w:rPr>
+          <w:rFonts w:ascii="Open Sans" w:hAnsi="Open Sans"/>
           <w:color w:val="59595B"/>
           <w:sz w:val="20"/>
         </w:rPr>
@@ -14209,8 +14275,14 @@
       <w:r>
         <w:rPr>
           <w:rFonts w:ascii="Open Sans" w:hAnsi="Open Sans"/>
-          <w:b w:val="0"/>
-          <w:i w:val="0"/>
+          <w:color w:val="FFFFFF"/>
+          <w:sz w:val="2"/>
+        </w:rPr>
+        <w:t>/tDate/</w:t>
+      </w:r>
+      <w:r>
+        <w:rPr>
+          <w:rFonts w:ascii="Open Sans" w:hAnsi="Open Sans"/>
           <w:color w:val="59595B"/>
           <w:sz w:val="20"/>
         </w:rPr>
@@ -14241,8 +14313,14 @@
       <w:r>
         <w:rPr>
           <w:rFonts w:ascii="Open Sans" w:hAnsi="Open Sans"/>
-          <w:b w:val="0"/>
-          <w:i w:val="0"/>
+          <w:color w:val="FFFFFF"/>
+          <w:sz w:val="2"/>
+        </w:rPr>
+        <w:t>/cSign/</w:t>
+      </w:r>
+      <w:r>
+        <w:rPr>
+          <w:rFonts w:ascii="Open Sans" w:hAnsi="Open Sans"/>
           <w:color w:val="59595B"/>
           <w:sz w:val="20"/>
         </w:rPr>
@@ -14256,8 +14334,14 @@
       <w:r>
         <w:rPr>
           <w:rFonts w:ascii="Open Sans" w:hAnsi="Open Sans"/>
-          <w:b w:val="0"/>
-          <w:i w:val="0"/>
+          <w:color w:val="FFFFFF"/>
+          <w:sz w:val="2"/>
+        </w:rPr>
+        <w:t>/cName/</w:t>
+      </w:r>
+      <w:r>
+        <w:rPr>
+          <w:rFonts w:ascii="Open Sans" w:hAnsi="Open Sans"/>
           <w:color w:val="59595B"/>
           <w:sz w:val="20"/>
         </w:rPr>
@@ -14271,8 +14355,14 @@
       <w:r>
         <w:rPr>
           <w:rFonts w:ascii="Open Sans" w:hAnsi="Open Sans"/>
-          <w:b w:val="0"/>
-          <w:i w:val="0"/>
+          <w:color w:val="FFFFFF"/>
+          <w:sz w:val="2"/>
+        </w:rPr>
+        <w:t>/cTitle/</w:t>
+      </w:r>
+      <w:r>
+        <w:rPr>
+          <w:rFonts w:ascii="Open Sans" w:hAnsi="Open Sans"/>
           <w:color w:val="59595B"/>
           <w:sz w:val="20"/>
         </w:rPr>
@@ -14286,8 +14376,14 @@
       <w:r>
         <w:rPr>
           <w:rFonts w:ascii="Open Sans" w:hAnsi="Open Sans"/>
-          <w:b w:val="0"/>
-          <w:i w:val="0"/>
+          <w:color w:val="FFFFFF"/>
+          <w:sz w:val="2"/>
+        </w:rPr>
+        <w:t>/cDate/</w:t>
+      </w:r>
+      <w:r>
+        <w:rPr>
+          <w:rFonts w:ascii="Open Sans" w:hAnsi="Open Sans"/>
           <w:color w:val="59595B"/>
           <w:sz w:val="20"/>
         </w:rPr>
